--- a/docs/DESIGN_DECISION_FEATURES_MEMORY.md.docx
+++ b/docs/DESIGN_DECISION_FEATURES_MEMORY.md.docx
@@ -749,6 +749,186 @@
         <w:t>六、业界成熟方案对照（2026 调研）</w:t>
       </w:r>
     </w:p>
+    <w:tbl>
+      <w:tblPr>
+        <w:tblStyle w:val="LightGrid-Accent1"/>
+        <w:tblW w:type="auto" w:w="0"/>
+        <w:tblLook w:firstColumn="1" w:firstRow="1" w:lastColumn="0" w:lastRow="0" w:noHBand="0" w:noVBand="1" w:val="04A0"/>
+      </w:tblPr>
+      <w:tblGrid>
+        <w:gridCol w:w="2880"/>
+        <w:gridCol w:w="2880"/>
+        <w:gridCol w:w="2880"/>
+      </w:tblGrid>
+      <w:tr>
+        <w:tc>
+          <w:tcPr>
+            <w:tcW w:type="dxa" w:w="2880"/>
+          </w:tcPr>
+          <w:p>
+            <w:r>
+              <w:rPr>
+                <w:b/>
+                <w:sz w:val="18"/>
+              </w:rPr>
+              <w:t>方案</w:t>
+            </w:r>
+          </w:p>
+        </w:tc>
+        <w:tc>
+          <w:tcPr>
+            <w:tcW w:type="dxa" w:w="2880"/>
+          </w:tcPr>
+          <w:p>
+            <w:r>
+              <w:rPr>
+                <w:b/>
+                <w:sz w:val="18"/>
+              </w:rPr>
+              <w:t>核心</w:t>
+            </w:r>
+          </w:p>
+        </w:tc>
+        <w:tc>
+          <w:tcPr>
+            <w:tcW w:type="dxa" w:w="2880"/>
+          </w:tcPr>
+          <w:p>
+            <w:r>
+              <w:rPr>
+                <w:b/>
+                <w:sz w:val="18"/>
+              </w:rPr>
+              <w:t>与我们的对照</w:t>
+            </w:r>
+          </w:p>
+        </w:tc>
+      </w:tr>
+      <w:tr>
+        <w:tc>
+          <w:tcPr>
+            <w:tcW w:type="dxa" w:w="2880"/>
+          </w:tcPr>
+          <w:p>
+            <w:r>
+              <w:rPr>
+                <w:sz w:val="18"/>
+              </w:rPr>
+              <w:t>Letta（原 MemGPT）</w:t>
+            </w:r>
+          </w:p>
+        </w:tc>
+        <w:tc>
+          <w:tcPr>
+            <w:tcW w:type="dxa" w:w="2880"/>
+          </w:tcPr>
+          <w:p>
+            <w:r>
+              <w:rPr>
+                <w:sz w:val="18"/>
+              </w:rPr>
+              <w:t>OS 式内存分页：上下文=RAM，外部=磁盘；三层记忆；自动管理</w:t>
+            </w:r>
+          </w:p>
+        </w:tc>
+        <w:tc>
+          <w:tcPr>
+            <w:tcW w:type="dxa" w:w="2880"/>
+          </w:tcPr>
+          <w:p>
+            <w:r>
+              <w:rPr>
+                <w:sz w:val="18"/>
+              </w:rPr>
+              <w:t>三层结构一致；"自动管理不靠 LLM 自觉"与实测一致；操作原语（append/replace/delete）一致</w:t>
+            </w:r>
+          </w:p>
+        </w:tc>
+      </w:tr>
+      <w:tr>
+        <w:tc>
+          <w:tcPr>
+            <w:tcW w:type="dxa" w:w="2880"/>
+          </w:tcPr>
+          <w:p>
+            <w:r>
+              <w:rPr>
+                <w:sz w:val="18"/>
+              </w:rPr>
+              <w:t>Mem0</w:t>
+            </w:r>
+          </w:p>
+        </w:tc>
+        <w:tc>
+          <w:tcPr>
+            <w:tcW w:type="dxa" w:w="2880"/>
+          </w:tcPr>
+          <w:p>
+            <w:r>
+              <w:rPr>
+                <w:sz w:val="18"/>
+              </w:rPr>
+              <w:t>结构化记忆提取：LLM 从对话提取事实，ADD/UPDATE/DELETE</w:t>
+            </w:r>
+          </w:p>
+        </w:tc>
+        <w:tc>
+          <w:tcPr>
+            <w:tcW w:type="dxa" w:w="2880"/>
+          </w:tcPr>
+          <w:p>
+            <w:r>
+              <w:rPr>
+                <w:sz w:val="18"/>
+              </w:rPr>
+              <w:t>写入可用"决策后系统提取"（Mem0 模式）而非 agent 主动记</w:t>
+            </w:r>
+          </w:p>
+        </w:tc>
+      </w:tr>
+      <w:tr>
+        <w:tc>
+          <w:tcPr>
+            <w:tcW w:type="dxa" w:w="2880"/>
+          </w:tcPr>
+          <w:p>
+            <w:r>
+              <w:rPr>
+                <w:sz w:val="18"/>
+              </w:rPr>
+              <w:t>RAG 分层召回</w:t>
+            </w:r>
+          </w:p>
+        </w:tc>
+        <w:tc>
+          <w:tcPr>
+            <w:tcW w:type="dxa" w:w="2880"/>
+          </w:tcPr>
+          <w:p>
+            <w:r>
+              <w:rPr>
+                <w:sz w:val="18"/>
+              </w:rPr>
+              <w:t>粗召回→精排序→top-k 截断</w:t>
+            </w:r>
+          </w:p>
+        </w:tc>
+        <w:tc>
+          <w:tcPr>
+            <w:tcW w:type="dxa" w:w="2880"/>
+          </w:tcPr>
+          <w:p>
+            <w:r>
+              <w:rPr>
+                <w:sz w:val="18"/>
+              </w:rPr>
+              <w:t>完全一致的标准检索管线</w:t>
+            </w:r>
+          </w:p>
+        </w:tc>
+      </w:tr>
+    </w:tbl>
+    <w:p/>
     <w:p>
       <w:r>
         <w:rPr>
@@ -830,6 +1010,348 @@
         <w:t>八、待决策事项（实现前必须拍板）</w:t>
       </w:r>
     </w:p>
+    <w:tbl>
+      <w:tblPr>
+        <w:tblStyle w:val="LightGrid-Accent1"/>
+        <w:tblW w:type="auto" w:w="0"/>
+        <w:tblLook w:firstColumn="1" w:firstRow="1" w:lastColumn="0" w:lastRow="0" w:noHBand="0" w:noVBand="1" w:val="04A0"/>
+      </w:tblPr>
+      <w:tblGrid>
+        <w:gridCol w:w="2160"/>
+        <w:gridCol w:w="2160"/>
+        <w:gridCol w:w="2160"/>
+        <w:gridCol w:w="2160"/>
+      </w:tblGrid>
+      <w:tr>
+        <w:tc>
+          <w:tcPr>
+            <w:tcW w:type="dxa" w:w="2160"/>
+          </w:tcPr>
+          <w:p>
+            <w:r>
+              <w:rPr>
+                <w:b/>
+                <w:sz w:val="18"/>
+              </w:rPr>
+              <w:t>#</w:t>
+            </w:r>
+          </w:p>
+        </w:tc>
+        <w:tc>
+          <w:tcPr>
+            <w:tcW w:type="dxa" w:w="2160"/>
+          </w:tcPr>
+          <w:p>
+            <w:r>
+              <w:rPr>
+                <w:b/>
+                <w:sz w:val="18"/>
+              </w:rPr>
+              <w:t>决策</w:t>
+            </w:r>
+          </w:p>
+        </w:tc>
+        <w:tc>
+          <w:tcPr>
+            <w:tcW w:type="dxa" w:w="2160"/>
+          </w:tcPr>
+          <w:p>
+            <w:r>
+              <w:rPr>
+                <w:b/>
+                <w:sz w:val="18"/>
+              </w:rPr>
+              <w:t>选项</w:t>
+            </w:r>
+          </w:p>
+        </w:tc>
+        <w:tc>
+          <w:tcPr>
+            <w:tcW w:type="dxa" w:w="2160"/>
+          </w:tcPr>
+          <w:p>
+            <w:r>
+              <w:rPr>
+                <w:b/>
+                <w:sz w:val="18"/>
+              </w:rPr>
+              <w:t>我的建议</w:t>
+            </w:r>
+          </w:p>
+        </w:tc>
+      </w:tr>
+      <w:tr>
+        <w:tc>
+          <w:tcPr>
+            <w:tcW w:type="dxa" w:w="2160"/>
+          </w:tcPr>
+          <w:p>
+            <w:r>
+              <w:rPr>
+                <w:sz w:val="18"/>
+              </w:rPr>
+              <w:t>1</w:t>
+            </w:r>
+          </w:p>
+        </w:tc>
+        <w:tc>
+          <w:tcPr>
+            <w:tcW w:type="dxa" w:w="2160"/>
+          </w:tcPr>
+          <w:p>
+            <w:r>
+              <w:rPr>
+                <w:sz w:val="18"/>
+              </w:rPr>
+              <w:t>用户实体识别</w:t>
+            </w:r>
+          </w:p>
+        </w:tc>
+        <w:tc>
+          <w:tcPr>
+            <w:tcW w:type="dxa" w:w="2160"/>
+          </w:tcPr>
+          <w:p>
+            <w:r>
+              <w:rPr>
+                <w:sz w:val="18"/>
+              </w:rPr>
+              <w:t>昵称归一化映射 / 手动修正 / 暂缓</w:t>
+            </w:r>
+          </w:p>
+        </w:tc>
+        <w:tc>
+          <w:tcPr>
+            <w:tcW w:type="dxa" w:w="2160"/>
+          </w:tcPr>
+          <w:p>
+            <w:r>
+              <w:rPr>
+                <w:sz w:val="18"/>
+              </w:rPr>
+              <w:t>暂缓（已搁置，后续讨论）</w:t>
+            </w:r>
+          </w:p>
+        </w:tc>
+      </w:tr>
+      <w:tr>
+        <w:tc>
+          <w:tcPr>
+            <w:tcW w:type="dxa" w:w="2160"/>
+          </w:tcPr>
+          <w:p>
+            <w:r>
+              <w:rPr>
+                <w:sz w:val="18"/>
+              </w:rPr>
+              <w:t>2</w:t>
+            </w:r>
+          </w:p>
+        </w:tc>
+        <w:tc>
+          <w:tcPr>
+            <w:tcW w:type="dxa" w:w="2160"/>
+          </w:tcPr>
+          <w:p>
+            <w:r>
+              <w:rPr>
+                <w:sz w:val="18"/>
+              </w:rPr>
+              <w:t>跨会话边界</w:t>
+            </w:r>
+          </w:p>
+        </w:tc>
+        <w:tc>
+          <w:tcPr>
+            <w:tcW w:type="dxa" w:w="2160"/>
+          </w:tcPr>
+          <w:p>
+            <w:r>
+              <w:rPr>
+                <w:sz w:val="18"/>
+              </w:rPr>
+              <w:t>严格隔离（绝对安全但失忆）/ 按人合并（连续但有泄露风险）</w:t>
+            </w:r>
+          </w:p>
+        </w:tc>
+        <w:tc>
+          <w:tcPr>
+            <w:tcW w:type="dxa" w:w="2160"/>
+          </w:tcPr>
+          <w:p>
+            <w:r>
+              <w:rPr>
+                <w:sz w:val="18"/>
+              </w:rPr>
+              <w:t>折中：主人/私聊跨会话合并，群友按会话隔离</w:t>
+            </w:r>
+          </w:p>
+        </w:tc>
+      </w:tr>
+      <w:tr>
+        <w:tc>
+          <w:tcPr>
+            <w:tcW w:type="dxa" w:w="2160"/>
+          </w:tcPr>
+          <w:p>
+            <w:r>
+              <w:rPr>
+                <w:sz w:val="18"/>
+              </w:rPr>
+              <w:t>3</w:t>
+            </w:r>
+          </w:p>
+        </w:tc>
+        <w:tc>
+          <w:tcPr>
+            <w:tcW w:type="dxa" w:w="2160"/>
+          </w:tcPr>
+          <w:p>
+            <w:r>
+              <w:rPr>
+                <w:sz w:val="18"/>
+              </w:rPr>
+              <w:t>记忆写入方式</w:t>
+            </w:r>
+          </w:p>
+        </w:tc>
+        <w:tc>
+          <w:tcPr>
+            <w:tcW w:type="dxa" w:w="2160"/>
+          </w:tcPr>
+          <w:p>
+            <w:r>
+              <w:rPr>
+                <w:sz w:val="18"/>
+              </w:rPr>
+              <w:t>agent 主动调 / 决策后系统自动提取</w:t>
+            </w:r>
+          </w:p>
+        </w:tc>
+        <w:tc>
+          <w:tcPr>
+            <w:tcW w:type="dxa" w:w="2160"/>
+          </w:tcPr>
+          <w:p>
+            <w:r>
+              <w:rPr>
+                <w:sz w:val="18"/>
+              </w:rPr>
+              <w:t>决策后系统自动提取（Mem0 模式，不阻塞决策）</w:t>
+            </w:r>
+          </w:p>
+        </w:tc>
+      </w:tr>
+      <w:tr>
+        <w:tc>
+          <w:tcPr>
+            <w:tcW w:type="dxa" w:w="2160"/>
+          </w:tcPr>
+          <w:p>
+            <w:r>
+              <w:rPr>
+                <w:sz w:val="18"/>
+              </w:rPr>
+              <w:t>4</w:t>
+            </w:r>
+          </w:p>
+        </w:tc>
+        <w:tc>
+          <w:tcPr>
+            <w:tcW w:type="dxa" w:w="2160"/>
+          </w:tcPr>
+          <w:p>
+            <w:r>
+              <w:rPr>
+                <w:sz w:val="18"/>
+              </w:rPr>
+              <w:t>功能落地顺序</w:t>
+            </w:r>
+          </w:p>
+        </w:tc>
+        <w:tc>
+          <w:tcPr>
+            <w:tcW w:type="dxa" w:w="2160"/>
+          </w:tcPr>
+          <w:p>
+            <w:r>
+              <w:rPr>
+                <w:sz w:val="18"/>
+              </w:rPr>
+              <w:t>memory → 自动检索 → file_content → 轻量小工具</w:t>
+            </w:r>
+          </w:p>
+        </w:tc>
+        <w:tc>
+          <w:tcPr>
+            <w:tcW w:type="dxa" w:w="2160"/>
+          </w:tcPr>
+          <w:p>
+            <w:r>
+              <w:rPr>
+                <w:sz w:val="18"/>
+              </w:rPr>
+              <w:t>先 memory + 自动检索（同一套检索机制）</w:t>
+            </w:r>
+          </w:p>
+        </w:tc>
+      </w:tr>
+      <w:tr>
+        <w:tc>
+          <w:tcPr>
+            <w:tcW w:type="dxa" w:w="2160"/>
+          </w:tcPr>
+          <w:p>
+            <w:r>
+              <w:rPr>
+                <w:sz w:val="18"/>
+              </w:rPr>
+              <w:t>5</w:t>
+            </w:r>
+          </w:p>
+        </w:tc>
+        <w:tc>
+          <w:tcPr>
+            <w:tcW w:type="dxa" w:w="2160"/>
+          </w:tcPr>
+          <w:p>
+            <w:r>
+              <w:rPr>
+                <w:sz w:val="18"/>
+              </w:rPr>
+              <w:t>注入块格式</w:t>
+            </w:r>
+          </w:p>
+        </w:tc>
+        <w:tc>
+          <w:tcPr>
+            <w:tcW w:type="dxa" w:w="2160"/>
+          </w:tcPr>
+          <w:p>
+            <w:r>
+              <w:rPr>
+                <w:sz w:val="18"/>
+              </w:rPr>
+              <w:t>【相关记忆】排版 / 来源标注格式</w:t>
+            </w:r>
+          </w:p>
+        </w:tc>
+        <w:tc>
+          <w:tcPr>
+            <w:tcW w:type="dxa" w:w="2160"/>
+          </w:tcPr>
+          <w:p>
+            <w:r>
+              <w:rPr>
+                <w:sz w:val="18"/>
+              </w:rPr>
+              <w:t>带 [来源会话 + 时间] + 置信度</w:t>
+            </w:r>
+          </w:p>
+        </w:tc>
+      </w:tr>
+    </w:tbl>
+    <w:p/>
     <w:p>
       <w:pPr>
         <w:pStyle w:val="Heading2"/>
